--- a/Lettre revue de la régulation_finale.docx
+++ b/Lettre revue de la régulation_finale.docx
@@ -39,27 +39,63 @@
           <w:szCs w:val="24"/>
           <w:lang w:val="fr-CH"/>
         </w:rPr>
-        <w:t xml:space="preserve">Nous vous remercions pour votre décision sur notre proposition d’article « L’assurance-maladie obligatoire suisse dans l’impasse. Une analyse du compromis socio-politique à l’origine de la loi fédérale sur l’assurance-maladie (LAMal) » et pour les commentaires constructifs que vous nous avez fait parvenir. Nous détaillons dans cette lettre les révisions que nous avons adoptées en réponse aux évaluations et aux recommandations des éditeurs, ceux-ci nous ont permis d’effectuer des améliorations substantielles à notre soumission. </w:t>
-      </w:r>
-    </w:p>
-    <w:p>
-      <w:pPr>
-        <w:jc w:val="both"/>
-        <w:rPr>
-          <w:rFonts w:ascii="Times New Roman" w:hAnsi="Times New Roman" w:cs="Times New Roman"/>
-          <w:sz w:val="24"/>
-          <w:szCs w:val="24"/>
-          <w:lang w:val="fr-CH"/>
-        </w:rPr>
-      </w:pPr>
-      <w:r>
-        <w:rPr>
-          <w:rFonts w:ascii="Times New Roman" w:hAnsi="Times New Roman" w:cs="Times New Roman"/>
-          <w:sz w:val="24"/>
-          <w:szCs w:val="24"/>
-          <w:lang w:val="fr-CH"/>
-        </w:rPr>
-        <w:t xml:space="preserve">Les deux évaluations et les commentaires des éditeurs nous engagent à effectuer deux modifications substantielles. </w:t>
+        <w:t>Nous vous remercions pour votre décision sur notre proposition d’article « L’assurance-maladie obligatoire suisse dans l’impasse. Une analyse du compromis socio-politique à l’origine de la loi fédérale sur l’assurance-maladie (LAMal) » et pour les commentaires constructifs que vous nous avez fait parvenir. Nous détaillons dans cette lettre les révisions que nous avons adoptées en réponse aux évaluations et aux recommandations des éditeur</w:t>
+      </w:r>
+      <w:r>
+        <w:rPr>
+          <w:rFonts w:ascii="Times New Roman" w:hAnsi="Times New Roman" w:cs="Times New Roman"/>
+          <w:sz w:val="24"/>
+          <w:szCs w:val="24"/>
+          <w:lang w:val="fr-CH"/>
+        </w:rPr>
+        <w:t>s</w:t>
+      </w:r>
+      <w:r>
+        <w:rPr>
+          <w:rFonts w:ascii="Times New Roman" w:hAnsi="Times New Roman" w:cs="Times New Roman"/>
+          <w:sz w:val="24"/>
+          <w:szCs w:val="24"/>
+          <w:lang w:val="fr-CH"/>
+        </w:rPr>
+        <w:t xml:space="preserve">, ceux-ci nous ont permis d’effectuer des améliorations substantielles à notre soumission. </w:t>
+      </w:r>
+    </w:p>
+    <w:p>
+      <w:pPr>
+        <w:jc w:val="both"/>
+        <w:rPr>
+          <w:rFonts w:ascii="Times New Roman" w:hAnsi="Times New Roman" w:cs="Times New Roman"/>
+          <w:sz w:val="24"/>
+          <w:szCs w:val="24"/>
+          <w:lang w:val="fr-CH"/>
+        </w:rPr>
+      </w:pPr>
+      <w:r>
+        <w:rPr>
+          <w:rFonts w:ascii="Times New Roman" w:hAnsi="Times New Roman" w:cs="Times New Roman"/>
+          <w:sz w:val="24"/>
+          <w:szCs w:val="24"/>
+          <w:lang w:val="fr-CH"/>
+        </w:rPr>
+        <w:t xml:space="preserve">Les deux évaluations et les commentaires des éditeurs nous engagent à effectuer deux modifications </w:t>
+      </w:r>
+      <w:r>
+        <w:rPr>
+          <w:rFonts w:ascii="Times New Roman" w:hAnsi="Times New Roman" w:cs="Times New Roman"/>
+          <w:sz w:val="24"/>
+          <w:szCs w:val="24"/>
+          <w:lang w:val="fr-CH"/>
+        </w:rPr>
+        <w:t>importantes</w:t>
+      </w:r>
+      <w:r>
+        <w:rPr>
+          <w:rFonts w:ascii="Times New Roman" w:hAnsi="Times New Roman" w:cs="Times New Roman"/>
+          <w:sz w:val="24"/>
+          <w:szCs w:val="24"/>
+          <w:lang w:val="fr-CH"/>
+        </w:rPr>
+        <w:t xml:space="preserve">. </w:t>
       </w:r>
       <w:r>
         <w:rPr>
@@ -77,19 +113,17 @@
           <w:szCs w:val="24"/>
           <w:lang w:val="fr-CH"/>
         </w:rPr>
-        <w:t xml:space="preserve">, ils nous encouragent à renforcer la démonstration empirique dans le cadre théorique néoréaliste. Celle-ci semble circulaire (évaluation 2), et elle ne corrobore pas tout à fait la thèse annoncée dans le cadre néoréaliste selon laquelle le blocage de l’assurance-maladie s’explique par le fait que les membres du bloc social dominant ne sont majoritairement pas favorables. Ensuite, les deux évaluations et les commentaires des éditeurs mettent en avant des défauts de structure qui desservent l’argumentaire et nous engagent à retravailler l’article pour le centrer sur les conclusions empiriques d’Amable et </w:t>
-      </w:r>
-      <w:proofErr w:type="spellStart"/>
-      <w:r>
-        <w:rPr>
-          <w:rFonts w:ascii="Times New Roman" w:hAnsi="Times New Roman" w:cs="Times New Roman"/>
-          <w:sz w:val="24"/>
-          <w:szCs w:val="24"/>
-          <w:lang w:val="fr-CH"/>
-        </w:rPr>
-        <w:t>Palombarini</w:t>
-      </w:r>
-      <w:proofErr w:type="spellEnd"/>
+        <w:t xml:space="preserve">, ils nous encouragent à renforcer la démonstration empirique dans le cadre théorique néoréaliste. Celle-ci semble circulaire (évaluation 2), et elle ne corrobore pas tout à fait la thèse annoncée dans le cadre néoréaliste selon laquelle le blocage de l’assurance-maladie s’explique par le fait que les membres du bloc social dominant ne sont majoritairement pas favorables. Ensuite, les deux évaluations et les commentaires des éditeurs mettent en avant des défauts de structure qui desservent l’argumentaire et nous engagent à retravailler l’article </w:t>
+      </w:r>
+      <w:r>
+        <w:rPr>
+          <w:rFonts w:ascii="Times New Roman" w:hAnsi="Times New Roman" w:cs="Times New Roman"/>
+          <w:sz w:val="24"/>
+          <w:szCs w:val="24"/>
+          <w:lang w:val="fr-CH"/>
+        </w:rPr>
+        <w:t>afin de mieux justifier l’utilisation de l’économie politique néoréaliste comme cadre théorique</w:t>
+      </w:r>
       <w:r>
         <w:rPr>
           <w:rFonts w:ascii="Times New Roman" w:hAnsi="Times New Roman" w:cs="Times New Roman"/>
@@ -171,7 +205,25 @@
           <w:szCs w:val="24"/>
           <w:lang w:val="fr-CH"/>
         </w:rPr>
-        <w:t xml:space="preserve"> à 8 propositions de réformes de l’assurance-maladie.  Notre démonstration se déroule en deux étapes (section 4) : d’abord, nous groupons les électeurs en 7 groupes socio-politiques en fonction de leurs attentes vis-à-vis du modèle d’assurance maladie. Ensuite, nous comparons ces résultats au bloc social dominant suisse et concluons que le blocage émerge de deux visions différentes du modèle d’assurance-maladie au sein du bloc social dominant. Ainsi, cette vision explique le paradoxe que, sur suggestion des éditeurs, nous avons mis en avant à l’aide de statistiques descriptives </w:t>
+        <w:t xml:space="preserve"> à 8 propositions de réformes de l’assurance-maladie.  Notre démonstration se déroule en deux étapes (section 4) : d’abord, nous groupons l</w:t>
+      </w:r>
+      <w:r>
+        <w:rPr>
+          <w:rFonts w:ascii="Times New Roman" w:hAnsi="Times New Roman" w:cs="Times New Roman"/>
+          <w:sz w:val="24"/>
+          <w:szCs w:val="24"/>
+          <w:lang w:val="fr-CH"/>
+        </w:rPr>
+        <w:t xml:space="preserve">a population suisse en âge de voter </w:t>
+      </w:r>
+      <w:r>
+        <w:rPr>
+          <w:rFonts w:ascii="Times New Roman" w:hAnsi="Times New Roman" w:cs="Times New Roman"/>
+          <w:sz w:val="24"/>
+          <w:szCs w:val="24"/>
+          <w:lang w:val="fr-CH"/>
+        </w:rPr>
+        <w:t xml:space="preserve">en 7 groupes socio-politiques en fonction de leurs attentes vis-à-vis du modèle d’assurance maladie. Ensuite, nous comparons ces résultats au bloc social dominant suisse et concluons que le blocage émerge de deux visions différentes du modèle d’assurance-maladie au sein du bloc social dominant. Ainsi, cette vision explique le paradoxe que, sur suggestion des éditeurs, nous avons mis en avant à l’aide de statistiques </w:t>
       </w:r>
       <w:r>
         <w:rPr>
@@ -207,25 +259,16 @@
           <w:szCs w:val="24"/>
           <w:lang w:val="fr-CH"/>
         </w:rPr>
-        <w:t xml:space="preserve"> : une majorité de la population est contre le modèle, mais les réformes ne passent pas parce que le </w:t>
-      </w:r>
-      <w:r>
-        <w:rPr>
-          <w:rFonts w:ascii="Times New Roman" w:hAnsi="Times New Roman" w:cs="Times New Roman"/>
-          <w:sz w:val="24"/>
-          <w:szCs w:val="24"/>
-          <w:lang w:val="fr-CH"/>
-        </w:rPr>
-        <w:t>bloc social dominant</w:t>
-      </w:r>
-      <w:r>
-        <w:rPr>
-          <w:rFonts w:ascii="Times New Roman" w:hAnsi="Times New Roman" w:cs="Times New Roman"/>
-          <w:sz w:val="24"/>
-          <w:szCs w:val="24"/>
-          <w:lang w:val="fr-CH"/>
-        </w:rPr>
-        <w:t xml:space="preserve"> se divise sur leur teneur. </w:t>
+        <w:t xml:space="preserve">. D’un côté, nous montrons l’impopularité des réformes néolibérales qui sont rejetées par la population. De l’autre, nous montrons qu’il existe une courte majorité pour deux réformes sociales : l’indexation des primes sur le revenu et la création d’une caisse unique. Alors que le soutien à l’indexation des primes </w:t>
+      </w:r>
+      <w:r>
+        <w:rPr>
+          <w:rFonts w:ascii="Times New Roman" w:hAnsi="Times New Roman" w:cs="Times New Roman"/>
+          <w:sz w:val="24"/>
+          <w:szCs w:val="24"/>
+          <w:lang w:val="fr-CH"/>
+        </w:rPr>
+        <w:t>n’est pas partagé par l’ensemble des groupes socio-politiques identifiés et est par exemple rejeté par la composante néolibérale du bloc dominant libéral-conservateur, la création d’une caisse unique tire un soutien majoritaire à la fois dans l’ensemble de la population ainsi qu’au sein d’une majorité de groupes socio-politiques. Cela rejoint donc la conclusion de la première version de notre article, à savoir le fait que, malgré l’impasse actuelle, une possible trajectoire de réforme concentrée sur la caisse unique est plausible dans le futur.</w:t>
       </w:r>
     </w:p>
     <w:p>
@@ -285,6 +328,7 @@
           <w:szCs w:val="24"/>
           <w:lang w:val="fr-CH"/>
         </w:rPr>
+        <w:lastRenderedPageBreak/>
         <w:t xml:space="preserve">Nous avons retravaillé la section 2, qui opère un rappel historique, afin de la rendre plus synthétique pour mettre en exergue l’importance des coalitions politiques dans sa formation. Nous montrons que, tout au long du </w:t>
       </w:r>
       <w:r>
@@ -334,25 +378,13 @@
           <w:lang w:val="fr-CH"/>
         </w:rPr>
       </w:pPr>
-    </w:p>
-    <w:p>
-      <w:pPr>
-        <w:jc w:val="both"/>
-        <w:rPr>
-          <w:rFonts w:ascii="Times New Roman" w:hAnsi="Times New Roman" w:cs="Times New Roman"/>
-          <w:sz w:val="24"/>
-          <w:szCs w:val="24"/>
-          <w:lang w:val="fr-CH"/>
-        </w:rPr>
-      </w:pPr>
-      <w:r>
-        <w:rPr>
-          <w:rFonts w:ascii="Times New Roman" w:hAnsi="Times New Roman" w:cs="Times New Roman"/>
-          <w:sz w:val="24"/>
-          <w:szCs w:val="24"/>
-          <w:lang w:val="fr-CH"/>
-        </w:rPr>
-        <w:lastRenderedPageBreak/>
+      <w:r>
+        <w:rPr>
+          <w:rFonts w:ascii="Times New Roman" w:hAnsi="Times New Roman" w:cs="Times New Roman"/>
+          <w:sz w:val="24"/>
+          <w:szCs w:val="24"/>
+          <w:lang w:val="fr-CH"/>
+        </w:rPr>
         <w:t xml:space="preserve">Dans la section 3, qui détaille les principales caractéristiques du modèle de </w:t>
       </w:r>
       <w:proofErr w:type="spellStart"/>
@@ -721,6 +753,7 @@
           <w:szCs w:val="24"/>
           <w:lang w:val="fr-CH"/>
         </w:rPr>
+        <w:lastRenderedPageBreak/>
         <w:t>Nous vous remercions pour cette suggestion.</w:t>
       </w:r>
       <w:r>
@@ -781,18 +814,7 @@
           <w:bCs w:val="0"/>
           <w:lang w:val="fr-CH"/>
         </w:rPr>
-        <w:t xml:space="preserve">Comme pour la section précédente, je suggère à l’auteur de structurer davantage son argumentation. La première partie s’appuie sur une analyse en classes latentes des </w:t>
-      </w:r>
-      <w:r>
-        <w:rPr>
-          <w:rStyle w:val="Titredulivre"/>
-          <w:rFonts w:ascii="Times New Roman" w:hAnsi="Times New Roman" w:cs="Times New Roman"/>
-          <w:b w:val="0"/>
-          <w:bCs w:val="0"/>
-          <w:lang w:val="fr-CH"/>
-        </w:rPr>
-        <w:lastRenderedPageBreak/>
-        <w:t xml:space="preserve">attentes sociales générales, mais ce passage peut s’avérer difficile à suivre pour un lecteur peu familier des spécificités du système politique suisse. Afin d’en faciliter la compréhension, il serait utile d’inclure une présentation synthétique des principaux partis politiques, en précisant leur base sociale ainsi que leur stratégie socio-politique respective. L’auteur identifie de manière convaincante les deux composantes du bloc social dominant, soit une frange conservatrice et une frange néolibérale, cette dernière étant minoritaire. Toutefois, la distinction entre ces deux piliers gagnerait à être approfondie afin de dissiper certaines ambiguïtés. D’une part, il serait utile d’expliciter plus clairement en quoi leurs attentes et leurs préférences diffèrent. Leur composition sociale n’étant pas identique, leurs intérêts ne sont pas nécessairement convergents, et cette question apparaît essentielle pour comprendre la dynamique interne du bloc social dominant. D’autre part, ces divergences semblent se refléter dans des conceptions distinctes du système de santé. L’auteur pourrait ainsi préciser si la frange néolibérale soutient le modèle actuel de </w:t>
+        <w:t xml:space="preserve">Comme pour la section précédente, je suggère à l’auteur de structurer davantage son argumentation. La première partie s’appuie sur une analyse en classes latentes des attentes sociales générales, mais ce passage peut s’avérer difficile à suivre pour un lecteur peu familier des spécificités du système politique suisse. Afin d’en faciliter la compréhension, il serait utile d’inclure une présentation synthétique des principaux partis politiques, en précisant leur base sociale ainsi que leur stratégie socio-politique respective. L’auteur identifie de manière convaincante les deux composantes du bloc social dominant, soit une frange conservatrice et une frange néolibérale, cette dernière étant minoritaire. Toutefois, la distinction entre ces deux piliers gagnerait à être approfondie afin de dissiper certaines ambiguïtés. D’une part, il serait utile d’expliciter plus clairement en quoi leurs attentes et leurs préférences diffèrent. Leur composition sociale n’étant pas identique, leurs intérêts ne sont pas nécessairement convergents, et cette question apparaît essentielle pour comprendre la dynamique interne du bloc social dominant. D’autre part, ces divergences semblent se refléter dans des conceptions distinctes du système de santé. L’auteur pourrait ainsi préciser si la frange néolibérale soutient le modèle actuel de </w:t>
       </w:r>
       <w:proofErr w:type="spellStart"/>
       <w:r>
@@ -1021,7 +1043,20 @@
           <w:iCs w:val="0"/>
           <w:lang w:val="fr-CH"/>
         </w:rPr>
-        <w:t>Il s’agit ici d’un point fondamental et la raison principale pour laquelle nous avons remplacé l’analyse de régression par une analyse en classe latente sur des données post-votation de 2024. En effet le relecteur a raison de souligner que le passage des préférences individuelles aux blocs sociaux est imparfait dans notre première version de l’article. Ce problème est résolu à travers l’utilisation de la méthode d’analyse en classe latente qui permet d’identifier des groupes catégoriels latents (les groupes socio-politiques) et comment ces derniers sont agrégés en différents blocs sociaux par différentes stratégies politiques. L’utilisation de cette méthode permet aussi de rendre les résultats plus intelligibles en plus d’être comparables aux résultats d’une identification précédente des groupes socio-politiques et blocs sociaux suisses, aussi fondée sur une analyse en classe</w:t>
+        <w:t xml:space="preserve">Il s’agit ici d’un point fondamental et la raison principale pour laquelle nous avons remplacé l’analyse de régression par une analyse en classe latente sur des données post-votation de 2024. En effet le relecteur a raison de souligner que le passage des préférences individuelles aux blocs sociaux est imparfait dans notre première version de l’article. Ce problème est résolu à travers l’utilisation de la méthode d’analyse en classe latente qui permet d’identifier des groupes catégoriels latents (les groupes socio-politiques) et comment ces derniers sont agrégés en différents blocs sociaux par différentes stratégies politiques. L’utilisation de cette méthode permet aussi de </w:t>
+      </w:r>
+      <w:r>
+        <w:rPr>
+          <w:rStyle w:val="Titredulivre"/>
+          <w:rFonts w:ascii="Times New Roman" w:hAnsi="Times New Roman" w:cs="Times New Roman"/>
+          <w:b w:val="0"/>
+          <w:bCs w:val="0"/>
+          <w:i w:val="0"/>
+          <w:iCs w:val="0"/>
+          <w:lang w:val="fr-CH"/>
+        </w:rPr>
+        <w:lastRenderedPageBreak/>
+        <w:t>rendre les résultats plus intelligibles en plus d’être comparables aux résultats d’une identification précédente des groupes socio-politiques et blocs sociaux suisses, aussi fondée sur une analyse en classe</w:t>
       </w:r>
       <w:r>
         <w:rPr>
@@ -1132,18 +1167,7 @@
           <w:bCs w:val="0"/>
           <w:lang w:val="fr-CH"/>
         </w:rPr>
-        <w:t xml:space="preserve">Enfin, la conclusion gagnerait à proposer une synthèse plus resserrée des principaux apports de l’analyse en articulant plus explicitement la perspective historique, les dysfonctionnements institutionnels mis en évidence et les principaux enseignements de </w:t>
-      </w:r>
-      <w:r>
-        <w:rPr>
-          <w:rStyle w:val="Titredulivre"/>
-          <w:rFonts w:ascii="Times New Roman" w:hAnsi="Times New Roman" w:cs="Times New Roman"/>
-          <w:b w:val="0"/>
-          <w:bCs w:val="0"/>
-          <w:lang w:val="fr-CH"/>
-        </w:rPr>
-        <w:lastRenderedPageBreak/>
-        <w:t xml:space="preserve">l’étude empirique. En l’état, l’attention accordée aux disparités régionales ou à certaines initiatives très récentes apparaît relativement éloignée du cœur de la démonstration. Par ailleurs, il serait souhaitable de relier plus directement les conclusions de l’article à la thématique du numéro spécial consacré à l’économie politique de la santé. </w:t>
+        <w:t xml:space="preserve">Enfin, la conclusion gagnerait à proposer une synthèse plus resserrée des principaux apports de l’analyse en articulant plus explicitement la perspective historique, les dysfonctionnements institutionnels mis en évidence et les principaux enseignements de l’étude empirique. En l’état, l’attention accordée aux disparités régionales ou à certaines initiatives très récentes apparaît relativement éloignée du cœur de la démonstration. Par ailleurs, il serait souhaitable de relier plus directement les conclusions de l’article à la thématique du numéro spécial consacré à l’économie politique de la santé. </w:t>
       </w:r>
     </w:p>
     <w:p>
@@ -1368,7 +1392,21 @@
           <w:rFonts w:ascii="Times New Roman" w:hAnsi="Times New Roman" w:cs="Times New Roman"/>
           <w:lang w:val="fr-CH"/>
         </w:rPr>
-        <w:t>Le relecteur a raison sur le manque de justification théorique de notre mobilisation de l’approche des blocs sociaux et nous avons procédé aux modifications suivantes. D’une part, nous avons davantage souligné la complémentarité de l’approche du bloc social dominant avec les approches existantes, notamment celle du bloc bourgeois. Alors que cette dernière se focalise sur les acteurs politiques (partis politiques, groupes d’intérêts…), l’approche du bloc social dominant permet d’explorer les conditions socio-politiques du changement institutionnel en explorant la base sociale et les demandes politiques des groupes sociaux desquels les acteurs politiques tentent de tirer du soutien. D’autre part, nous avons ajouté un passage soulignant l’avantage de l’approche néoréaliste par rapport à d’autres approches existantes comme celle des clivages de classe.</w:t>
+        <w:t>Le relecteur a raison sur le manque de justification théorique de notre mobilisation de l’approche des blocs sociaux et nous avons procédé aux modifications suivantes. D’une part, nous avons davantage souligné la complémentarité de l’approche du bloc social dominant avec les approches existantes, notamment celle du bloc bourgeois. Alors que cette dernière se focalise sur les acteurs politiques (partis politiques, groupes d’intérêts…), l’approche du bloc social dominant permet d’explorer les conditions socio-politiques du changement institutionnel en explorant la base sociale et les demandes politiques des groupes sociaux desquels les acteurs politiques tentent de tirer du soutien. D’autre part, nous avons ajouté un passage soulignant l’avantage de l’approche néoréaliste par rapport à d’autres approches existantes comme celle des clivages de classe</w:t>
+      </w:r>
+      <w:r>
+        <w:rPr>
+          <w:rFonts w:ascii="Times New Roman" w:hAnsi="Times New Roman" w:cs="Times New Roman"/>
+          <w:lang w:val="fr-CH"/>
+        </w:rPr>
+        <w:t xml:space="preserve"> (pp. 4-5)</w:t>
+      </w:r>
+      <w:r>
+        <w:rPr>
+          <w:rFonts w:ascii="Times New Roman" w:hAnsi="Times New Roman" w:cs="Times New Roman"/>
+          <w:lang w:val="fr-CH"/>
+        </w:rPr>
+        <w:t>.</w:t>
       </w:r>
     </w:p>
     <w:p>
@@ -1395,6 +1433,7 @@
           <w:iCs/>
           <w:lang w:val="fr-CH"/>
         </w:rPr>
+        <w:lastRenderedPageBreak/>
         <w:t>Restructurer l’article en profondeur : une introduction présentant un plan clair et une section méthodes/sources sont indispensable.</w:t>
       </w:r>
     </w:p>
@@ -1438,17 +1477,7 @@
           <w:iCs/>
           <w:lang w:val="fr-CH"/>
         </w:rPr>
-        <w:t xml:space="preserve">Développer la contribution empirique originale. L’article repose presque exclusivement sur la littérature secondaire. L’ajout d’entretiens avec les acteurs constitutifs du bloc social </w:t>
-      </w:r>
-      <w:r>
-        <w:rPr>
-          <w:rFonts w:ascii="Times New Roman" w:hAnsi="Times New Roman" w:cs="Times New Roman"/>
-          <w:i/>
-          <w:iCs/>
-          <w:lang w:val="fr-CH"/>
-        </w:rPr>
-        <w:lastRenderedPageBreak/>
-        <w:t>(assureurs, groupes d’intérêt, représentants politiques) fournirait une assise empirique bien plus solide et un véritable apport original</w:t>
+        <w:t>Développer la contribution empirique originale. L’article repose presque exclusivement sur la littérature secondaire. L’ajout d’entretiens avec les acteurs constitutifs du bloc social (assureurs, groupes d’intérêt, représentants politiques) fournirait une assise empirique bien plus solide et un véritable apport original</w:t>
       </w:r>
     </w:p>
     <w:p>
